--- a/backend/reports/report_summary.docx
+++ b/backend/reports/report_summary.docx
@@ -84,17 +84,17 @@
     </w:p>
     <w:p>
       <w:r>
-        <w:t>(IRR 2.72, p &lt; 0.001); income is</w:t>
+        <w:t>(IRR 2.13, p &lt; 0.001); income is</w:t>
       </w:r>
     </w:p>
     <w:p>
       <w:r>
-        <w:t>negative (IRR 0.56) and policy is positive</w:t>
+        <w:t>negative (IRR 0.62) and policy is positive</w:t>
       </w:r>
     </w:p>
     <w:p>
       <w:r>
-        <w:t>(IRR 1.35, provisional).</w:t>
+        <w:t>(IRR 1.28, provisional).</w:t>
       </w:r>
     </w:p>
     <w:p>
@@ -102,12 +102,12 @@
         <w:pStyle w:val="ListBullet"/>
       </w:pPr>
       <w:r>
-        <w:t>M2: logistic AUC 0.822 and LDA</w:t>
+        <w:t>M2: logistic AUC 0.914 and LDA</w:t>
       </w:r>
     </w:p>
     <w:p>
       <w:r>
-        <w:t>0.818 under repeated 5-fold CV; the train–CV gap</w:t>
+        <w:t>0.915 under repeated 5-fold CV; the train–CV gap</w:t>
       </w:r>
     </w:p>
     <w:p>
@@ -120,12 +120,12 @@
         <w:pStyle w:val="ListBullet"/>
       </w:pPr>
       <w:r>
-        <w:t>M3: all 51 cities forecast; 28 SARIMA and</w:t>
+        <w:t>M3: all 51 cities forecast; 22 SARIMA and</w:t>
       </w:r>
     </w:p>
     <w:p>
       <w:r>
-        <w:t>23 Holt-Winters win their holdout. All fits are</w:t>
+        <w:t>29 Holt-Winters win their holdout. All fits are</w:t>
       </w:r>
     </w:p>
     <w:p>
@@ -138,7 +138,7 @@
         <w:pStyle w:val="ListBullet"/>
       </w:pPr>
       <w:r>
-        <w:t>CDS top five: Bengaluru, Jaipur, Delhi, Pune, Rajkot. 2 cities are Critical and 2 High.</w:t>
+        <w:t>CDS top five: Delhi, Bengaluru, Guwahati, Surat, Pune. 2 cities are Critical and 3 High.</w:t>
       </w:r>
     </w:p>
     <w:p>
@@ -156,7 +156,7 @@
     </w:p>
     <w:p>
       <w:r>
-        <w:t>demographics raises M2 AUC to nan.</w:t>
+        <w:t>demographics raises M2 AUC to 0.977.</w:t>
       </w:r>
     </w:p>
     <w:p>
@@ -830,7 +830,7 @@
           </w:tcPr>
           <w:p>
             <w:r>
-              <w:t>2.72</w:t>
+              <w:t>2.13</w:t>
             </w:r>
           </w:p>
         </w:tc>
@@ -840,7 +840,7 @@
           </w:tcPr>
           <w:p>
             <w:r>
-              <w:t>1.56e-34</w:t>
+              <w:t>1.33e-14</w:t>
             </w:r>
           </w:p>
         </w:tc>
@@ -862,7 +862,7 @@
           </w:tcPr>
           <w:p>
             <w:r>
-              <w:t>0.56</w:t>
+              <w:t>0.62</w:t>
             </w:r>
           </w:p>
         </w:tc>
@@ -872,7 +872,71 @@
           </w:tcPr>
           <w:p>
             <w:r>
-              <w:t>1.1e-10</w:t>
+              <w:t>2.35e-05</w:t>
+            </w:r>
+          </w:p>
+        </w:tc>
+      </w:tr>
+      <w:tr>
+        <w:tc>
+          <w:tcPr>
+            <w:tcW w:type="dxa" w:w="2880"/>
+          </w:tcPr>
+          <w:p>
+            <w:r>
+              <w:t>market_x_rto</w:t>
+            </w:r>
+          </w:p>
+        </w:tc>
+        <w:tc>
+          <w:tcPr>
+            <w:tcW w:type="dxa" w:w="2880"/>
+          </w:tcPr>
+          <w:p>
+            <w:r>
+              <w:t>1.29</w:t>
+            </w:r>
+          </w:p>
+        </w:tc>
+        <w:tc>
+          <w:tcPr>
+            <w:tcW w:type="dxa" w:w="2880"/>
+          </w:tcPr>
+          <w:p>
+            <w:r>
+              <w:t>0.00674</w:t>
+            </w:r>
+          </w:p>
+        </w:tc>
+      </w:tr>
+      <w:tr>
+        <w:tc>
+          <w:tcPr>
+            <w:tcW w:type="dxa" w:w="2880"/>
+          </w:tcPr>
+          <w:p>
+            <w:r>
+              <w:t>log_rto_count</w:t>
+            </w:r>
+          </w:p>
+        </w:tc>
+        <w:tc>
+          <w:tcPr>
+            <w:tcW w:type="dxa" w:w="2880"/>
+          </w:tcPr>
+          <w:p>
+            <w:r>
+              <w:t>0.03</w:t>
+            </w:r>
+          </w:p>
+        </w:tc>
+        <w:tc>
+          <w:tcPr>
+            <w:tcW w:type="dxa" w:w="2880"/>
+          </w:tcPr>
+          <w:p>
+            <w:r>
+              <w:t>0.00853</w:t>
             </w:r>
           </w:p>
         </w:tc>
@@ -894,7 +958,7 @@
           </w:tcPr>
           <w:p>
             <w:r>
-              <w:t>1.35</w:t>
+              <w:t>1.28</w:t>
             </w:r>
           </w:p>
         </w:tc>
@@ -904,7 +968,71 @@
           </w:tcPr>
           <w:p>
             <w:r>
-              <w:t>0.000771</w:t>
+              <w:t>0.0106</w:t>
+            </w:r>
+          </w:p>
+        </w:tc>
+      </w:tr>
+      <w:tr>
+        <w:tc>
+          <w:tcPr>
+            <w:tcW w:type="dxa" w:w="2880"/>
+          </w:tcPr>
+          <w:p>
+            <w:r>
+              <w:t>mean_fuel_price</w:t>
+            </w:r>
+          </w:p>
+        </w:tc>
+        <w:tc>
+          <w:tcPr>
+            <w:tcW w:type="dxa" w:w="2880"/>
+          </w:tcPr>
+          <w:p>
+            <w:r>
+              <w:t>1.02</w:t>
+            </w:r>
+          </w:p>
+        </w:tc>
+        <w:tc>
+          <w:tcPr>
+            <w:tcW w:type="dxa" w:w="2880"/>
+          </w:tcPr>
+          <w:p>
+            <w:r>
+              <w:t>0.0206</w:t>
+            </w:r>
+          </w:p>
+        </w:tc>
+      </w:tr>
+      <w:tr>
+        <w:tc>
+          <w:tcPr>
+            <w:tcW w:type="dxa" w:w="2880"/>
+          </w:tcPr>
+          <w:p>
+            <w:r>
+              <w:t>share_fast_10km</w:t>
+            </w:r>
+          </w:p>
+        </w:tc>
+        <w:tc>
+          <w:tcPr>
+            <w:tcW w:type="dxa" w:w="2880"/>
+          </w:tcPr>
+          <w:p>
+            <w:r>
+              <w:t>0.53</w:t>
+            </w:r>
+          </w:p>
+        </w:tc>
+        <w:tc>
+          <w:tcPr>
+            <w:tcW w:type="dxa" w:w="2880"/>
+          </w:tcPr>
+          <w:p>
+            <w:r>
+              <w:t>0.0378</w:t>
             </w:r>
           </w:p>
         </w:tc>
@@ -926,7 +1054,7 @@
           </w:tcPr>
           <w:p>
             <w:r>
-              <w:t>0.8</w:t>
+              <w:t>0.88</w:t>
             </w:r>
           </w:p>
         </w:tc>
@@ -936,7 +1064,7 @@
           </w:tcPr>
           <w:p>
             <w:r>
-              <w:t>0.0536</w:t>
+              <w:t>0.317</w:t>
             </w:r>
           </w:p>
         </w:tc>
@@ -948,7 +1076,7 @@
           </w:tcPr>
           <w:p>
             <w:r>
-              <w:t>mean_fuel_price</w:t>
+              <w:t>log_population</w:t>
             </w:r>
           </w:p>
         </w:tc>
@@ -958,7 +1086,7 @@
           </w:tcPr>
           <w:p>
             <w:r>
-              <w:t>1.01</w:t>
+              <w:t>1.04</w:t>
             </w:r>
           </w:p>
         </w:tc>
@@ -968,7 +1096,7 @@
           </w:tcPr>
           <w:p>
             <w:r>
-              <w:t>0.15</w:t>
+              <w:t>0.692</w:t>
             </w:r>
           </w:p>
         </w:tc>
@@ -990,7 +1118,7 @@
           </w:tcPr>
           <w:p>
             <w:r>
-              <w:t>0.98</w:t>
+              <w:t>1.0</w:t>
             </w:r>
           </w:p>
         </w:tc>
@@ -1000,7 +1128,7 @@
           </w:tcPr>
           <w:p>
             <w:r>
-              <w:t>0.242</w:t>
+              <w:t>0.887</w:t>
             </w:r>
           </w:p>
         </w:tc>
@@ -1012,7 +1140,7 @@
           </w:tcPr>
           <w:p>
             <w:r>
-              <w:t>log_population</w:t>
+              <w:t>log_cpos_10km</w:t>
             </w:r>
           </w:p>
         </w:tc>
@@ -1022,7 +1150,7 @@
           </w:tcPr>
           <w:p>
             <w:r>
-              <w:t>1.1</w:t>
+              <w:t>1.03</w:t>
             </w:r>
           </w:p>
         </w:tc>
@@ -1032,7 +1160,7 @@
           </w:tcPr>
           <w:p>
             <w:r>
-              <w:t>0.311</w:t>
+              <w:t>0.901</w:t>
             </w:r>
           </w:p>
         </w:tc>
@@ -1054,7 +1182,7 @@
           </w:tcPr>
           <w:p>
             <w:r>
-              <w:t>0.94</w:t>
+              <w:t>0.99</w:t>
             </w:r>
           </w:p>
         </w:tc>
@@ -1064,7 +1192,7 @@
           </w:tcPr>
           <w:p>
             <w:r>
-              <w:t>0.702</w:t>
+              <w:t>0.93</w:t>
             </w:r>
           </w:p>
         </w:tc>
@@ -1213,7 +1341,7 @@
           </w:tcPr>
           <w:p>
             <w:r>
-              <w:t>Logistic</w:t>
+              <w:t>LDA</w:t>
             </w:r>
           </w:p>
         </w:tc>
@@ -1223,7 +1351,7 @@
           </w:tcPr>
           <w:p>
             <w:r>
-              <w:t>0.822</w:t>
+              <w:t>0.915</w:t>
             </w:r>
           </w:p>
         </w:tc>
@@ -1233,7 +1361,7 @@
           </w:tcPr>
           <w:p>
             <w:r>
-              <w:t>0.136</w:t>
+              <w:t>0.099</w:t>
             </w:r>
           </w:p>
         </w:tc>
@@ -1243,7 +1371,7 @@
           </w:tcPr>
           <w:p>
             <w:r>
-              <w:t>0.6–1.0</w:t>
+              <w:t>0.72–1.0</w:t>
             </w:r>
           </w:p>
         </w:tc>
@@ -1253,7 +1381,7 @@
           </w:tcPr>
           <w:p>
             <w:r>
-              <w:t>0.765</w:t>
+              <w:t>0.883</w:t>
             </w:r>
           </w:p>
         </w:tc>
@@ -1263,7 +1391,7 @@
           </w:tcPr>
           <w:p>
             <w:r>
-              <w:t>0.765</w:t>
+              <w:t>0.902</w:t>
             </w:r>
           </w:p>
         </w:tc>
@@ -1273,7 +1401,7 @@
           </w:tcPr>
           <w:p>
             <w:r>
-              <w:t>0.061</w:t>
+              <w:t>0.039</w:t>
             </w:r>
           </w:p>
         </w:tc>
@@ -1285,7 +1413,7 @@
           </w:tcPr>
           <w:p>
             <w:r>
-              <w:t>LDA</w:t>
+              <w:t>Logistic</w:t>
             </w:r>
           </w:p>
         </w:tc>
@@ -1295,7 +1423,7 @@
           </w:tcPr>
           <w:p>
             <w:r>
-              <w:t>0.818</w:t>
+              <w:t>0.914</w:t>
             </w:r>
           </w:p>
         </w:tc>
@@ -1305,7 +1433,7 @@
           </w:tcPr>
           <w:p>
             <w:r>
-              <w:t>0.138</w:t>
+              <w:t>0.095</w:t>
             </w:r>
           </w:p>
         </w:tc>
@@ -1315,7 +1443,7 @@
           </w:tcPr>
           <w:p>
             <w:r>
-              <w:t>0.6–1.0</w:t>
+              <w:t>0.733–1.0</w:t>
             </w:r>
           </w:p>
         </w:tc>
@@ -1325,7 +1453,7 @@
           </w:tcPr>
           <w:p>
             <w:r>
-              <w:t>0.768</w:t>
+              <w:t>0.871</w:t>
             </w:r>
           </w:p>
         </w:tc>
@@ -1335,7 +1463,7 @@
           </w:tcPr>
           <w:p>
             <w:r>
-              <w:t>0.784</w:t>
+              <w:t>0.902</w:t>
             </w:r>
           </w:p>
         </w:tc>
@@ -1345,7 +1473,7 @@
           </w:tcPr>
           <w:p>
             <w:r>
-              <w:t>0.059</w:t>
+              <w:t>0.052</w:t>
             </w:r>
           </w:p>
         </w:tc>
@@ -1359,7 +1487,7 @@
     </w:p>
     <w:p>
       <w:r>
-        <w:t>0.837, which is</w:t>
+        <w:t>0.922, which is</w:t>
       </w:r>
     </w:p>
     <w:p>
@@ -1374,7 +1502,7 @@
     </w:p>
     <w:p>
       <w:r>
-        <w:t>nan.</w:t>
+        <w:t>0.977.</w:t>
       </w:r>
     </w:p>
     <w:p>
@@ -1535,7 +1663,7 @@
           </w:tcPr>
           <w:p>
             <w:r>
-              <w:t>Jaipur</w:t>
+              <w:t>Guwahati</w:t>
             </w:r>
           </w:p>
         </w:tc>
@@ -1555,7 +1683,7 @@
           </w:tcPr>
           <w:p>
             <w:r>
-              <w:t>30,456</w:t>
+              <w:t>14,543</w:t>
             </w:r>
           </w:p>
         </w:tc>
@@ -1565,7 +1693,7 @@
           </w:tcPr>
           <w:p>
             <w:r>
-              <w:t>63,996</w:t>
+              <w:t>48,516</w:t>
             </w:r>
           </w:p>
         </w:tc>
@@ -1575,7 +1703,7 @@
           </w:tcPr>
           <w:p>
             <w:r>
-              <w:t>1.101</w:t>
+              <w:t>2.336</w:t>
             </w:r>
           </w:p>
         </w:tc>
@@ -1585,7 +1713,223 @@
           </w:tcPr>
           <w:p>
             <w:r>
-              <w:t>0.051</w:t>
+              <w:t>0.028</w:t>
+            </w:r>
+          </w:p>
+        </w:tc>
+        <w:tc>
+          <w:tcPr>
+            <w:tcW w:type="dxa" w:w="1234"/>
+          </w:tcPr>
+          <w:p>
+            <w:r>
+              <w:t>ok</w:t>
+            </w:r>
+          </w:p>
+        </w:tc>
+      </w:tr>
+      <w:tr>
+        <w:tc>
+          <w:tcPr>
+            <w:tcW w:type="dxa" w:w="1234"/>
+          </w:tcPr>
+          <w:p>
+            <w:r>
+              <w:t>Surat</w:t>
+            </w:r>
+          </w:p>
+        </w:tc>
+        <w:tc>
+          <w:tcPr>
+            <w:tcW w:type="dxa" w:w="1234"/>
+          </w:tcPr>
+          <w:p>
+            <w:r>
+              <w:t>SARIMA</w:t>
+            </w:r>
+          </w:p>
+        </w:tc>
+        <w:tc>
+          <w:tcPr>
+            <w:tcW w:type="dxa" w:w="1234"/>
+          </w:tcPr>
+          <w:p>
+            <w:r>
+              <w:t>22,319</w:t>
+            </w:r>
+          </w:p>
+        </w:tc>
+        <w:tc>
+          <w:tcPr>
+            <w:tcW w:type="dxa" w:w="1234"/>
+          </w:tcPr>
+          <w:p>
+            <w:r>
+              <w:t>60,433</w:t>
+            </w:r>
+          </w:p>
+        </w:tc>
+        <w:tc>
+          <w:tcPr>
+            <w:tcW w:type="dxa" w:w="1234"/>
+          </w:tcPr>
+          <w:p>
+            <w:r>
+              <w:t>1.708</w:t>
+            </w:r>
+          </w:p>
+        </w:tc>
+        <w:tc>
+          <w:tcPr>
+            <w:tcW w:type="dxa" w:w="1234"/>
+          </w:tcPr>
+          <w:p>
+            <w:r>
+              <w:t>0.033</w:t>
+            </w:r>
+          </w:p>
+        </w:tc>
+        <w:tc>
+          <w:tcPr>
+            <w:tcW w:type="dxa" w:w="1234"/>
+          </w:tcPr>
+          <w:p>
+            <w:r>
+              <w:t>ok</w:t>
+            </w:r>
+          </w:p>
+        </w:tc>
+      </w:tr>
+      <w:tr>
+        <w:tc>
+          <w:tcPr>
+            <w:tcW w:type="dxa" w:w="1234"/>
+          </w:tcPr>
+          <w:p>
+            <w:r>
+              <w:t>Gurugram</w:t>
+            </w:r>
+          </w:p>
+        </w:tc>
+        <w:tc>
+          <w:tcPr>
+            <w:tcW w:type="dxa" w:w="1234"/>
+          </w:tcPr>
+          <w:p>
+            <w:r>
+              <w:t>Holt-Winters</w:t>
+            </w:r>
+          </w:p>
+        </w:tc>
+        <w:tc>
+          <w:tcPr>
+            <w:tcW w:type="dxa" w:w="1234"/>
+          </w:tcPr>
+          <w:p>
+            <w:r>
+              <w:t>3,238</w:t>
+            </w:r>
+          </w:p>
+        </w:tc>
+        <w:tc>
+          <w:tcPr>
+            <w:tcW w:type="dxa" w:w="1234"/>
+          </w:tcPr>
+          <w:p>
+            <w:r>
+              <w:t>8,269</w:t>
+            </w:r>
+          </w:p>
+        </w:tc>
+        <w:tc>
+          <w:tcPr>
+            <w:tcW w:type="dxa" w:w="1234"/>
+          </w:tcPr>
+          <w:p>
+            <w:r>
+              <w:t>1.554</w:t>
+            </w:r>
+          </w:p>
+        </w:tc>
+        <w:tc>
+          <w:tcPr>
+            <w:tcW w:type="dxa" w:w="1234"/>
+          </w:tcPr>
+          <w:p>
+            <w:r>
+              <w:t>0.090</w:t>
+            </w:r>
+          </w:p>
+        </w:tc>
+        <w:tc>
+          <w:tcPr>
+            <w:tcW w:type="dxa" w:w="1234"/>
+          </w:tcPr>
+          <w:p>
+            <w:r>
+              <w:t>ok</w:t>
+            </w:r>
+          </w:p>
+        </w:tc>
+      </w:tr>
+      <w:tr>
+        <w:tc>
+          <w:tcPr>
+            <w:tcW w:type="dxa" w:w="1234"/>
+          </w:tcPr>
+          <w:p>
+            <w:r>
+              <w:t>Ranchi</w:t>
+            </w:r>
+          </w:p>
+        </w:tc>
+        <w:tc>
+          <w:tcPr>
+            <w:tcW w:type="dxa" w:w="1234"/>
+          </w:tcPr>
+          <w:p>
+            <w:r>
+              <w:t>Holt-Winters</w:t>
+            </w:r>
+          </w:p>
+        </w:tc>
+        <w:tc>
+          <w:tcPr>
+            <w:tcW w:type="dxa" w:w="1234"/>
+          </w:tcPr>
+          <w:p>
+            <w:r>
+              <w:t>9,865</w:t>
+            </w:r>
+          </w:p>
+        </w:tc>
+        <w:tc>
+          <w:tcPr>
+            <w:tcW w:type="dxa" w:w="1234"/>
+          </w:tcPr>
+          <w:p>
+            <w:r>
+              <w:t>20,994</w:t>
+            </w:r>
+          </w:p>
+        </w:tc>
+        <w:tc>
+          <w:tcPr>
+            <w:tcW w:type="dxa" w:w="1234"/>
+          </w:tcPr>
+          <w:p>
+            <w:r>
+              <w:t>1.128</w:t>
+            </w:r>
+          </w:p>
+        </w:tc>
+        <w:tc>
+          <w:tcPr>
+            <w:tcW w:type="dxa" w:w="1234"/>
+          </w:tcPr>
+          <w:p>
+            <w:r>
+              <w:t>0.032</w:t>
             </w:r>
           </w:p>
         </w:tc>
@@ -1637,7 +1981,7 @@
           </w:tcPr>
           <w:p>
             <w:r>
-              <w:t>15,780</w:t>
+              <w:t>17,504</w:t>
             </w:r>
           </w:p>
         </w:tc>
@@ -1647,7 +1991,7 @@
           </w:tcPr>
           <w:p>
             <w:r>
-              <w:t>0.901</w:t>
+              <w:t>1.109</w:t>
             </w:r>
           </w:p>
         </w:tc>
@@ -1657,7 +2001,151 @@
           </w:tcPr>
           <w:p>
             <w:r>
-              <w:t>0.052</w:t>
+              <w:t>0.046</w:t>
+            </w:r>
+          </w:p>
+        </w:tc>
+        <w:tc>
+          <w:tcPr>
+            <w:tcW w:type="dxa" w:w="1234"/>
+          </w:tcPr>
+          <w:p>
+            <w:r>
+              <w:t>ok</w:t>
+            </w:r>
+          </w:p>
+        </w:tc>
+      </w:tr>
+      <w:tr>
+        <w:tc>
+          <w:tcPr>
+            <w:tcW w:type="dxa" w:w="1234"/>
+          </w:tcPr>
+          <w:p>
+            <w:r>
+              <w:t>Dehradun</w:t>
+            </w:r>
+          </w:p>
+        </w:tc>
+        <w:tc>
+          <w:tcPr>
+            <w:tcW w:type="dxa" w:w="1234"/>
+          </w:tcPr>
+          <w:p>
+            <w:r>
+              <w:t>Holt-Winters</w:t>
+            </w:r>
+          </w:p>
+        </w:tc>
+        <w:tc>
+          <w:tcPr>
+            <w:tcW w:type="dxa" w:w="1234"/>
+          </w:tcPr>
+          <w:p>
+            <w:r>
+              <w:t>6,945</w:t>
+            </w:r>
+          </w:p>
+        </w:tc>
+        <w:tc>
+          <w:tcPr>
+            <w:tcW w:type="dxa" w:w="1234"/>
+          </w:tcPr>
+          <w:p>
+            <w:r>
+              <w:t>14,077</w:t>
+            </w:r>
+          </w:p>
+        </w:tc>
+        <w:tc>
+          <w:tcPr>
+            <w:tcW w:type="dxa" w:w="1234"/>
+          </w:tcPr>
+          <w:p>
+            <w:r>
+              <w:t>1.027</w:t>
+            </w:r>
+          </w:p>
+        </w:tc>
+        <w:tc>
+          <w:tcPr>
+            <w:tcW w:type="dxa" w:w="1234"/>
+          </w:tcPr>
+          <w:p>
+            <w:r>
+              <w:t>0.034</w:t>
+            </w:r>
+          </w:p>
+        </w:tc>
+        <w:tc>
+          <w:tcPr>
+            <w:tcW w:type="dxa" w:w="1234"/>
+          </w:tcPr>
+          <w:p>
+            <w:r>
+              <w:t>ok</w:t>
+            </w:r>
+          </w:p>
+        </w:tc>
+      </w:tr>
+      <w:tr>
+        <w:tc>
+          <w:tcPr>
+            <w:tcW w:type="dxa" w:w="1234"/>
+          </w:tcPr>
+          <w:p>
+            <w:r>
+              <w:t>Jaipur</w:t>
+            </w:r>
+          </w:p>
+        </w:tc>
+        <w:tc>
+          <w:tcPr>
+            <w:tcW w:type="dxa" w:w="1234"/>
+          </w:tcPr>
+          <w:p>
+            <w:r>
+              <w:t>Holt-Winters</w:t>
+            </w:r>
+          </w:p>
+        </w:tc>
+        <w:tc>
+          <w:tcPr>
+            <w:tcW w:type="dxa" w:w="1234"/>
+          </w:tcPr>
+          <w:p>
+            <w:r>
+              <w:t>30,456</w:t>
+            </w:r>
+          </w:p>
+        </w:tc>
+        <w:tc>
+          <w:tcPr>
+            <w:tcW w:type="dxa" w:w="1234"/>
+          </w:tcPr>
+          <w:p>
+            <w:r>
+              <w:t>60,656</w:t>
+            </w:r>
+          </w:p>
+        </w:tc>
+        <w:tc>
+          <w:tcPr>
+            <w:tcW w:type="dxa" w:w="1234"/>
+          </w:tcPr>
+          <w:p>
+            <w:r>
+              <w:t>0.992</w:t>
+            </w:r>
+          </w:p>
+        </w:tc>
+        <w:tc>
+          <w:tcPr>
+            <w:tcW w:type="dxa" w:w="1234"/>
+          </w:tcPr>
+          <w:p>
+            <w:r>
+              <w:t>0.045</w:t>
             </w:r>
           </w:p>
         </w:tc>
@@ -1709,7 +2197,7 @@
           </w:tcPr>
           <w:p>
             <w:r>
-              <w:t>60,525</w:t>
+              <w:t>69,492</w:t>
             </w:r>
           </w:p>
         </w:tc>
@@ -1719,7 +2207,7 @@
           </w:tcPr>
           <w:p>
             <w:r>
-              <w:t>0.680</w:t>
+              <w:t>0.928</w:t>
             </w:r>
           </w:p>
         </w:tc>
@@ -1729,7 +2217,7 @@
           </w:tcPr>
           <w:p>
             <w:r>
-              <w:t>0.049</w:t>
+              <w:t>0.037</w:t>
             </w:r>
           </w:p>
         </w:tc>
@@ -1751,7 +2239,7 @@
           </w:tcPr>
           <w:p>
             <w:r>
-              <w:t>Guwahati</w:t>
+              <w:t>Coimbatore</w:t>
             </w:r>
           </w:p>
         </w:tc>
@@ -1771,7 +2259,7 @@
           </w:tcPr>
           <w:p>
             <w:r>
-              <w:t>14,543</w:t>
+              <w:t>10,769</w:t>
             </w:r>
           </w:p>
         </w:tc>
@@ -1781,7 +2269,7 @@
           </w:tcPr>
           <w:p>
             <w:r>
-              <w:t>24,258</w:t>
+              <w:t>19,891</w:t>
             </w:r>
           </w:p>
         </w:tc>
@@ -1791,7 +2279,7 @@
           </w:tcPr>
           <w:p>
             <w:r>
-              <w:t>0.668</w:t>
+              <w:t>0.847</w:t>
             </w:r>
           </w:p>
         </w:tc>
@@ -1801,7 +2289,7 @@
           </w:tcPr>
           <w:p>
             <w:r>
-              <w:t>0.044</w:t>
+              <w:t>0.021</w:t>
             </w:r>
           </w:p>
         </w:tc>
@@ -1823,7 +2311,7 @@
           </w:tcPr>
           <w:p>
             <w:r>
-              <w:t>Pune</w:t>
+              <w:t>Ahmedabad</w:t>
             </w:r>
           </w:p>
         </w:tc>
@@ -1833,7 +2321,7 @@
           </w:tcPr>
           <w:p>
             <w:r>
-              <w:t>Holt-Winters</w:t>
+              <w:t>SARIMA</w:t>
             </w:r>
           </w:p>
         </w:tc>
@@ -1843,7 +2331,7 @@
           </w:tcPr>
           <w:p>
             <w:r>
-              <w:t>67,754</w:t>
+              <w:t>26,387</w:t>
             </w:r>
           </w:p>
         </w:tc>
@@ -1853,7 +2341,7 @@
           </w:tcPr>
           <w:p>
             <w:r>
-              <w:t>107,179</w:t>
+              <w:t>48,713</w:t>
             </w:r>
           </w:p>
         </w:tc>
@@ -1863,7 +2351,7 @@
           </w:tcPr>
           <w:p>
             <w:r>
-              <w:t>0.582</w:t>
+              <w:t>0.846</w:t>
             </w:r>
           </w:p>
         </w:tc>
@@ -1873,7 +2361,79 @@
           </w:tcPr>
           <w:p>
             <w:r>
-              <w:t>0.044</w:t>
+              <w:t>0.026</w:t>
+            </w:r>
+          </w:p>
+        </w:tc>
+        <w:tc>
+          <w:tcPr>
+            <w:tcW w:type="dxa" w:w="1234"/>
+          </w:tcPr>
+          <w:p>
+            <w:r>
+              <w:t>ok</w:t>
+            </w:r>
+          </w:p>
+        </w:tc>
+      </w:tr>
+      <w:tr>
+        <w:tc>
+          <w:tcPr>
+            <w:tcW w:type="dxa" w:w="1234"/>
+          </w:tcPr>
+          <w:p>
+            <w:r>
+              <w:t>Delhi</w:t>
+            </w:r>
+          </w:p>
+        </w:tc>
+        <w:tc>
+          <w:tcPr>
+            <w:tcW w:type="dxa" w:w="1234"/>
+          </w:tcPr>
+          <w:p>
+            <w:r>
+              <w:t>SARIMA</w:t>
+            </w:r>
+          </w:p>
+        </w:tc>
+        <w:tc>
+          <w:tcPr>
+            <w:tcW w:type="dxa" w:w="1234"/>
+          </w:tcPr>
+          <w:p>
+            <w:r>
+              <w:t>93,369</w:t>
+            </w:r>
+          </w:p>
+        </w:tc>
+        <w:tc>
+          <w:tcPr>
+            <w:tcW w:type="dxa" w:w="1234"/>
+          </w:tcPr>
+          <w:p>
+            <w:r>
+              <w:t>167,971</w:t>
+            </w:r>
+          </w:p>
+        </w:tc>
+        <w:tc>
+          <w:tcPr>
+            <w:tcW w:type="dxa" w:w="1234"/>
+          </w:tcPr>
+          <w:p>
+            <w:r>
+              <w:t>0.799</w:t>
+            </w:r>
+          </w:p>
+        </w:tc>
+        <w:tc>
+          <w:tcPr>
+            <w:tcW w:type="dxa" w:w="1234"/>
+          </w:tcPr>
+          <w:p>
+            <w:r>
+              <w:t>0.026</w:t>
             </w:r>
           </w:p>
         </w:tc>
@@ -1925,7 +2485,7 @@
           </w:tcPr>
           <w:p>
             <w:r>
-              <w:t>8,585</w:t>
+              <w:t>9,562</w:t>
             </w:r>
           </w:p>
         </w:tc>
@@ -1935,7 +2495,7 @@
           </w:tcPr>
           <w:p>
             <w:r>
-              <w:t>0.574</w:t>
+              <w:t>0.753</w:t>
             </w:r>
           </w:p>
         </w:tc>
@@ -1945,439 +2505,7 @@
           </w:tcPr>
           <w:p>
             <w:r>
-              <w:t>0.054</w:t>
-            </w:r>
-          </w:p>
-        </w:tc>
-        <w:tc>
-          <w:tcPr>
-            <w:tcW w:type="dxa" w:w="1234"/>
-          </w:tcPr>
-          <w:p>
-            <w:r>
-              <w:t>ok</w:t>
-            </w:r>
-          </w:p>
-        </w:tc>
-      </w:tr>
-      <w:tr>
-        <w:tc>
-          <w:tcPr>
-            <w:tcW w:type="dxa" w:w="1234"/>
-          </w:tcPr>
-          <w:p>
-            <w:r>
-              <w:t>Gurugram</w:t>
-            </w:r>
-          </w:p>
-        </w:tc>
-        <w:tc>
-          <w:tcPr>
-            <w:tcW w:type="dxa" w:w="1234"/>
-          </w:tcPr>
-          <w:p>
-            <w:r>
-              <w:t>SARIMA</w:t>
-            </w:r>
-          </w:p>
-        </w:tc>
-        <w:tc>
-          <w:tcPr>
-            <w:tcW w:type="dxa" w:w="1234"/>
-          </w:tcPr>
-          <w:p>
-            <w:r>
-              <w:t>3,238</w:t>
-            </w:r>
-          </w:p>
-        </w:tc>
-        <w:tc>
-          <w:tcPr>
-            <w:tcW w:type="dxa" w:w="1234"/>
-          </w:tcPr>
-          <w:p>
-            <w:r>
-              <w:t>5,055</w:t>
-            </w:r>
-          </w:p>
-        </w:tc>
-        <w:tc>
-          <w:tcPr>
-            <w:tcW w:type="dxa" w:w="1234"/>
-          </w:tcPr>
-          <w:p>
-            <w:r>
-              <w:t>0.561</w:t>
-            </w:r>
-          </w:p>
-        </w:tc>
-        <w:tc>
-          <w:tcPr>
-            <w:tcW w:type="dxa" w:w="1234"/>
-          </w:tcPr>
-          <w:p>
-            <w:r>
-              <w:t>0.086</w:t>
-            </w:r>
-          </w:p>
-        </w:tc>
-        <w:tc>
-          <w:tcPr>
-            <w:tcW w:type="dxa" w:w="1234"/>
-          </w:tcPr>
-          <w:p>
-            <w:r>
-              <w:t>ok</w:t>
-            </w:r>
-          </w:p>
-        </w:tc>
-      </w:tr>
-      <w:tr>
-        <w:tc>
-          <w:tcPr>
-            <w:tcW w:type="dxa" w:w="1234"/>
-          </w:tcPr>
-          <w:p>
-            <w:r>
-              <w:t>Srinagar</w:t>
-            </w:r>
-          </w:p>
-        </w:tc>
-        <w:tc>
-          <w:tcPr>
-            <w:tcW w:type="dxa" w:w="1234"/>
-          </w:tcPr>
-          <w:p>
-            <w:r>
-              <w:t>SARIMA</w:t>
-            </w:r>
-          </w:p>
-        </w:tc>
-        <w:tc>
-          <w:tcPr>
-            <w:tcW w:type="dxa" w:w="1234"/>
-          </w:tcPr>
-          <w:p>
-            <w:r>
-              <w:t>3,092</w:t>
-            </w:r>
-          </w:p>
-        </w:tc>
-        <w:tc>
-          <w:tcPr>
-            <w:tcW w:type="dxa" w:w="1234"/>
-          </w:tcPr>
-          <w:p>
-            <w:r>
-              <w:t>4,780</w:t>
-            </w:r>
-          </w:p>
-        </w:tc>
-        <w:tc>
-          <w:tcPr>
-            <w:tcW w:type="dxa" w:w="1234"/>
-          </w:tcPr>
-          <w:p>
-            <w:r>
-              <w:t>0.546</w:t>
-            </w:r>
-          </w:p>
-        </w:tc>
-        <w:tc>
-          <w:tcPr>
-            <w:tcW w:type="dxa" w:w="1234"/>
-          </w:tcPr>
-          <w:p>
-            <w:r>
-              <w:t>0.046</w:t>
-            </w:r>
-          </w:p>
-        </w:tc>
-        <w:tc>
-          <w:tcPr>
-            <w:tcW w:type="dxa" w:w="1234"/>
-          </w:tcPr>
-          <w:p>
-            <w:r>
-              <w:t>ok</w:t>
-            </w:r>
-          </w:p>
-        </w:tc>
-      </w:tr>
-      <w:tr>
-        <w:tc>
-          <w:tcPr>
-            <w:tcW w:type="dxa" w:w="1234"/>
-          </w:tcPr>
-          <w:p>
-            <w:r>
-              <w:t>Nashik</w:t>
-            </w:r>
-          </w:p>
-        </w:tc>
-        <w:tc>
-          <w:tcPr>
-            <w:tcW w:type="dxa" w:w="1234"/>
-          </w:tcPr>
-          <w:p>
-            <w:r>
-              <w:t>SARIMA</w:t>
-            </w:r>
-          </w:p>
-        </w:tc>
-        <w:tc>
-          <w:tcPr>
-            <w:tcW w:type="dxa" w:w="1234"/>
-          </w:tcPr>
-          <w:p>
-            <w:r>
-              <w:t>29,344</w:t>
-            </w:r>
-          </w:p>
-        </w:tc>
-        <w:tc>
-          <w:tcPr>
-            <w:tcW w:type="dxa" w:w="1234"/>
-          </w:tcPr>
-          <w:p>
-            <w:r>
-              <w:t>45,007</w:t>
-            </w:r>
-          </w:p>
-        </w:tc>
-        <w:tc>
-          <w:tcPr>
-            <w:tcW w:type="dxa" w:w="1234"/>
-          </w:tcPr>
-          <w:p>
-            <w:r>
-              <w:t>0.534</w:t>
-            </w:r>
-          </w:p>
-        </w:tc>
-        <w:tc>
-          <w:tcPr>
-            <w:tcW w:type="dxa" w:w="1234"/>
-          </w:tcPr>
-          <w:p>
-            <w:r>
-              <w:t>0.038</w:t>
-            </w:r>
-          </w:p>
-        </w:tc>
-        <w:tc>
-          <w:tcPr>
-            <w:tcW w:type="dxa" w:w="1234"/>
-          </w:tcPr>
-          <w:p>
-            <w:r>
-              <w:t>ok</w:t>
-            </w:r>
-          </w:p>
-        </w:tc>
-      </w:tr>
-      <w:tr>
-        <w:tc>
-          <w:tcPr>
-            <w:tcW w:type="dxa" w:w="1234"/>
-          </w:tcPr>
-          <w:p>
-            <w:r>
-              <w:t>Noida</w:t>
-            </w:r>
-          </w:p>
-        </w:tc>
-        <w:tc>
-          <w:tcPr>
-            <w:tcW w:type="dxa" w:w="1234"/>
-          </w:tcPr>
-          <w:p>
-            <w:r>
-              <w:t>SARIMA</w:t>
-            </w:r>
-          </w:p>
-        </w:tc>
-        <w:tc>
-          <w:tcPr>
-            <w:tcW w:type="dxa" w:w="1234"/>
-          </w:tcPr>
-          <w:p>
-            <w:r>
-              <w:t>22,049</w:t>
-            </w:r>
-          </w:p>
-        </w:tc>
-        <w:tc>
-          <w:tcPr>
-            <w:tcW w:type="dxa" w:w="1234"/>
-          </w:tcPr>
-          <w:p>
-            <w:r>
-              <w:t>33,496</w:t>
-            </w:r>
-          </w:p>
-        </w:tc>
-        <w:tc>
-          <w:tcPr>
-            <w:tcW w:type="dxa" w:w="1234"/>
-          </w:tcPr>
-          <w:p>
-            <w:r>
-              <w:t>0.519</w:t>
-            </w:r>
-          </w:p>
-        </w:tc>
-        <w:tc>
-          <w:tcPr>
-            <w:tcW w:type="dxa" w:w="1234"/>
-          </w:tcPr>
-          <w:p>
-            <w:r>
-              <w:t>0.025</w:t>
-            </w:r>
-          </w:p>
-        </w:tc>
-        <w:tc>
-          <w:tcPr>
-            <w:tcW w:type="dxa" w:w="1234"/>
-          </w:tcPr>
-          <w:p>
-            <w:r>
-              <w:t>ok</w:t>
-            </w:r>
-          </w:p>
-        </w:tc>
-      </w:tr>
-      <w:tr>
-        <w:tc>
-          <w:tcPr>
-            <w:tcW w:type="dxa" w:w="1234"/>
-          </w:tcPr>
-          <w:p>
-            <w:r>
-              <w:t>Vadodara</w:t>
-            </w:r>
-          </w:p>
-        </w:tc>
-        <w:tc>
-          <w:tcPr>
-            <w:tcW w:type="dxa" w:w="1234"/>
-          </w:tcPr>
-          <w:p>
-            <w:r>
-              <w:t>Holt-Winters</w:t>
-            </w:r>
-          </w:p>
-        </w:tc>
-        <w:tc>
-          <w:tcPr>
-            <w:tcW w:type="dxa" w:w="1234"/>
-          </w:tcPr>
-          <w:p>
-            <w:r>
-              <w:t>11,872</w:t>
-            </w:r>
-          </w:p>
-        </w:tc>
-        <w:tc>
-          <w:tcPr>
-            <w:tcW w:type="dxa" w:w="1234"/>
-          </w:tcPr>
-          <w:p>
-            <w:r>
-              <w:t>17,612</w:t>
-            </w:r>
-          </w:p>
-        </w:tc>
-        <w:tc>
-          <w:tcPr>
-            <w:tcW w:type="dxa" w:w="1234"/>
-          </w:tcPr>
-          <w:p>
-            <w:r>
-              <w:t>0.483</w:t>
-            </w:r>
-          </w:p>
-        </w:tc>
-        <w:tc>
-          <w:tcPr>
-            <w:tcW w:type="dxa" w:w="1234"/>
-          </w:tcPr>
-          <w:p>
-            <w:r>
-              <w:t>0.051</w:t>
-            </w:r>
-          </w:p>
-        </w:tc>
-        <w:tc>
-          <w:tcPr>
-            <w:tcW w:type="dxa" w:w="1234"/>
-          </w:tcPr>
-          <w:p>
-            <w:r>
-              <w:t>ok</w:t>
-            </w:r>
-          </w:p>
-        </w:tc>
-      </w:tr>
-      <w:tr>
-        <w:tc>
-          <w:tcPr>
-            <w:tcW w:type="dxa" w:w="1234"/>
-          </w:tcPr>
-          <w:p>
-            <w:r>
-              <w:t>Coimbatore</w:t>
-            </w:r>
-          </w:p>
-        </w:tc>
-        <w:tc>
-          <w:tcPr>
-            <w:tcW w:type="dxa" w:w="1234"/>
-          </w:tcPr>
-          <w:p>
-            <w:r>
-              <w:t>Holt-Winters</w:t>
-            </w:r>
-          </w:p>
-        </w:tc>
-        <w:tc>
-          <w:tcPr>
-            <w:tcW w:type="dxa" w:w="1234"/>
-          </w:tcPr>
-          <w:p>
-            <w:r>
-              <w:t>10,769</w:t>
-            </w:r>
-          </w:p>
-        </w:tc>
-        <w:tc>
-          <w:tcPr>
-            <w:tcW w:type="dxa" w:w="1234"/>
-          </w:tcPr>
-          <w:p>
-            <w:r>
-              <w:t>15,784</w:t>
-            </w:r>
-          </w:p>
-        </w:tc>
-        <w:tc>
-          <w:tcPr>
-            <w:tcW w:type="dxa" w:w="1234"/>
-          </w:tcPr>
-          <w:p>
-            <w:r>
-              <w:t>0.466</w:t>
-            </w:r>
-          </w:p>
-        </w:tc>
-        <w:tc>
-          <w:tcPr>
-            <w:tcW w:type="dxa" w:w="1234"/>
-          </w:tcPr>
-          <w:p>
-            <w:r>
-              <w:t>0.025</w:t>
+              <w:t>0.041</w:t>
             </w:r>
           </w:p>
         </w:tc>
@@ -2423,7 +2551,7 @@
       <w:r>
         <w:drawing>
           <wp:inline xmlns:a="http://schemas.openxmlformats.org/drawingml/2006/main" xmlns:pic="http://schemas.openxmlformats.org/drawingml/2006/picture">
-            <wp:extent cx="5669280" cy="3647905"/>
+            <wp:extent cx="5669280" cy="3640336"/>
             <wp:docPr id="5" name="Picture 5"/>
             <wp:cNvGraphicFramePr>
               <a:graphicFrameLocks noChangeAspect="1"/>
@@ -2444,7 +2572,7 @@
                   <pic:spPr>
                     <a:xfrm>
                       <a:off x="0" y="0"/>
-                      <a:ext cx="5669280" cy="3647905"/>
+                      <a:ext cx="5669280" cy="3640336"/>
                     </a:xfrm>
                     <a:prstGeom prst="rect"/>
                   </pic:spPr>
@@ -2549,7 +2677,7 @@
           </w:tcPr>
           <w:p>
             <w:r>
-              <w:t>Bengaluru</w:t>
+              <w:t>Delhi</w:t>
             </w:r>
           </w:p>
         </w:tc>
@@ -2559,7 +2687,7 @@
           </w:tcPr>
           <w:p>
             <w:r>
-              <w:t>1.702</w:t>
+              <w:t>1.706</w:t>
             </w:r>
           </w:p>
         </w:tc>
@@ -2591,7 +2719,7 @@
           </w:tcPr>
           <w:p>
             <w:r>
-              <w:t>Jaipur</w:t>
+              <w:t>Bengaluru</w:t>
             </w:r>
           </w:p>
         </w:tc>
@@ -2601,7 +2729,7 @@
           </w:tcPr>
           <w:p>
             <w:r>
-              <w:t>1.513</w:t>
+              <w:t>1.625</w:t>
             </w:r>
           </w:p>
         </w:tc>
@@ -2633,7 +2761,7 @@
           </w:tcPr>
           <w:p>
             <w:r>
-              <w:t>Delhi</w:t>
+              <w:t>Guwahati</w:t>
             </w:r>
           </w:p>
         </w:tc>
@@ -2643,7 +2771,7 @@
           </w:tcPr>
           <w:p>
             <w:r>
-              <w:t>1.498</w:t>
+              <w:t>1.198</w:t>
             </w:r>
           </w:p>
         </w:tc>
@@ -2675,7 +2803,7 @@
           </w:tcPr>
           <w:p>
             <w:r>
-              <w:t>Pune</w:t>
+              <w:t>Surat</w:t>
             </w:r>
           </w:p>
         </w:tc>
@@ -2685,7 +2813,7 @@
           </w:tcPr>
           <w:p>
             <w:r>
-              <w:t>1.354</w:t>
+              <w:t>0.934</w:t>
             </w:r>
           </w:p>
         </w:tc>
@@ -2717,7 +2845,7 @@
           </w:tcPr>
           <w:p>
             <w:r>
-              <w:t>Rajkot</w:t>
+              <w:t>Pune</w:t>
             </w:r>
           </w:p>
         </w:tc>
@@ -2727,7 +2855,7 @@
           </w:tcPr>
           <w:p>
             <w:r>
-              <w:t>0.734</w:t>
+              <w:t>0.901</w:t>
             </w:r>
           </w:p>
         </w:tc>
@@ -2737,7 +2865,7 @@
           </w:tcPr>
           <w:p>
             <w:r>
-              <w:t>Moderate — monitor and plan</w:t>
+              <w:t>High — prioritise in the next wave</w:t>
             </w:r>
           </w:p>
         </w:tc>
@@ -2759,7 +2887,7 @@
           </w:tcPr>
           <w:p>
             <w:r>
-              <w:t>Bhubaneswar</w:t>
+              <w:t>Jaipur</w:t>
             </w:r>
           </w:p>
         </w:tc>
@@ -2769,7 +2897,7 @@
           </w:tcPr>
           <w:p>
             <w:r>
-              <w:t>0.719</w:t>
+              <w:t>0.656</w:t>
             </w:r>
           </w:p>
         </w:tc>
@@ -2801,7 +2929,7 @@
           </w:tcPr>
           <w:p>
             <w:r>
-              <w:t>Hyderabad</w:t>
+              <w:t>Lucknow</w:t>
             </w:r>
           </w:p>
         </w:tc>
@@ -2811,7 +2939,7 @@
           </w:tcPr>
           <w:p>
             <w:r>
-              <w:t>0.634</w:t>
+              <w:t>0.608</w:t>
             </w:r>
           </w:p>
         </w:tc>
@@ -2843,7 +2971,7 @@
           </w:tcPr>
           <w:p>
             <w:r>
-              <w:t>Noida</w:t>
+              <w:t>Bhubaneswar</w:t>
             </w:r>
           </w:p>
         </w:tc>
@@ -2853,7 +2981,7 @@
           </w:tcPr>
           <w:p>
             <w:r>
-              <w:t>0.541</w:t>
+              <w:t>0.597</w:t>
             </w:r>
           </w:p>
         </w:tc>
@@ -2885,7 +3013,7 @@
           </w:tcPr>
           <w:p>
             <w:r>
-              <w:t>Lucknow</w:t>
+              <w:t>Hyderabad</w:t>
             </w:r>
           </w:p>
         </w:tc>
@@ -2895,7 +3023,7 @@
           </w:tcPr>
           <w:p>
             <w:r>
-              <w:t>0.484</w:t>
+              <w:t>0.444</w:t>
             </w:r>
           </w:p>
         </w:tc>
@@ -2927,7 +3055,7 @@
           </w:tcPr>
           <w:p>
             <w:r>
-              <w:t>Guwahati</w:t>
+              <w:t>Gurugram</w:t>
             </w:r>
           </w:p>
         </w:tc>
@@ -2937,7 +3065,7 @@
           </w:tcPr>
           <w:p>
             <w:r>
-              <w:t>0.401</w:t>
+              <w:t>0.420</w:t>
             </w:r>
           </w:p>
         </w:tc>
@@ -2969,7 +3097,7 @@
           </w:tcPr>
           <w:p>
             <w:r>
-              <w:t>Patna</w:t>
+              <w:t>Ranchi</w:t>
             </w:r>
           </w:p>
         </w:tc>
@@ -2979,7 +3107,7 @@
           </w:tcPr>
           <w:p>
             <w:r>
-              <w:t>0.389</w:t>
+              <w:t>0.406</w:t>
             </w:r>
           </w:p>
         </w:tc>
@@ -3011,7 +3139,7 @@
           </w:tcPr>
           <w:p>
             <w:r>
-              <w:t>Nashik</w:t>
+              <w:t>Patna</w:t>
             </w:r>
           </w:p>
         </w:tc>
@@ -3021,7 +3149,7 @@
           </w:tcPr>
           <w:p>
             <w:r>
-              <w:t>0.365</w:t>
+              <w:t>0.359</w:t>
             </w:r>
           </w:p>
         </w:tc>
@@ -3053,7 +3181,7 @@
           </w:tcPr>
           <w:p>
             <w:r>
-              <w:t>Gwalior</w:t>
+              <w:t>Ahmedabad</w:t>
             </w:r>
           </w:p>
         </w:tc>
@@ -3063,7 +3191,7 @@
           </w:tcPr>
           <w:p>
             <w:r>
-              <w:t>0.232</w:t>
+              <w:t>0.272</w:t>
             </w:r>
           </w:p>
         </w:tc>
@@ -3105,7 +3233,7 @@
           </w:tcPr>
           <w:p>
             <w:r>
-              <w:t>0.219</w:t>
+              <w:t>0.252</w:t>
             </w:r>
           </w:p>
         </w:tc>
@@ -3137,7 +3265,7 @@
           </w:tcPr>
           <w:p>
             <w:r>
-              <w:t>Ranchi</w:t>
+              <w:t>Rajkot</w:t>
             </w:r>
           </w:p>
         </w:tc>
@@ -3147,7 +3275,7 @@
           </w:tcPr>
           <w:p>
             <w:r>
-              <w:t>0.169</w:t>
+              <w:t>0.208</w:t>
             </w:r>
           </w:p>
         </w:tc>
@@ -3276,6 +3404,90 @@
           </w:tcPr>
           <w:p>
             <w:r>
+              <w:t>14/15</w:t>
+            </w:r>
+          </w:p>
+        </w:tc>
+        <w:tc>
+          <w:tcPr>
+            <w:tcW w:type="dxa" w:w="2160"/>
+          </w:tcPr>
+          <w:p>
+            <w:r>
+              <w:t>Gwalior</w:t>
+            </w:r>
+          </w:p>
+        </w:tc>
+        <w:tc>
+          <w:tcPr>
+            <w:tcW w:type="dxa" w:w="2160"/>
+          </w:tcPr>
+          <w:p>
+            <w:r>
+              <w:t>Indore</w:t>
+            </w:r>
+          </w:p>
+        </w:tc>
+      </w:tr>
+      <w:tr>
+        <w:tc>
+          <w:tcPr>
+            <w:tcW w:type="dxa" w:w="2160"/>
+          </w:tcPr>
+          <w:p>
+            <w:r>
+              <w:t>m1 +0.10</w:t>
+            </w:r>
+          </w:p>
+        </w:tc>
+        <w:tc>
+          <w:tcPr>
+            <w:tcW w:type="dxa" w:w="2160"/>
+          </w:tcPr>
+          <w:p>
+            <w:r>
+              <w:t>14/15</w:t>
+            </w:r>
+          </w:p>
+        </w:tc>
+        <w:tc>
+          <w:tcPr>
+            <w:tcW w:type="dxa" w:w="2160"/>
+          </w:tcPr>
+          <w:p>
+            <w:r>
+              <w:t>Nagpur</w:t>
+            </w:r>
+          </w:p>
+        </w:tc>
+        <w:tc>
+          <w:tcPr>
+            <w:tcW w:type="dxa" w:w="2160"/>
+          </w:tcPr>
+          <w:p>
+            <w:r>
+              <w:t>Rajkot</w:t>
+            </w:r>
+          </w:p>
+        </w:tc>
+      </w:tr>
+      <w:tr>
+        <w:tc>
+          <w:tcPr>
+            <w:tcW w:type="dxa" w:w="2160"/>
+          </w:tcPr>
+          <w:p>
+            <w:r>
+              <w:t>m2 -0.10</w:t>
+            </w:r>
+          </w:p>
+        </w:tc>
+        <w:tc>
+          <w:tcPr>
+            <w:tcW w:type="dxa" w:w="2160"/>
+          </w:tcPr>
+          <w:p>
+            <w:r>
               <w:t>15/15</w:t>
             </w:r>
           </w:p>
@@ -3308,90 +3520,6 @@
           </w:tcPr>
           <w:p>
             <w:r>
-              <w:t>m1 +0.10</w:t>
-            </w:r>
-          </w:p>
-        </w:tc>
-        <w:tc>
-          <w:tcPr>
-            <w:tcW w:type="dxa" w:w="2160"/>
-          </w:tcPr>
-          <w:p>
-            <w:r>
-              <w:t>14/15</w:t>
-            </w:r>
-          </w:p>
-        </w:tc>
-        <w:tc>
-          <w:tcPr>
-            <w:tcW w:type="dxa" w:w="2160"/>
-          </w:tcPr>
-          <w:p>
-            <w:r>
-              <w:t>Surat</w:t>
-            </w:r>
-          </w:p>
-        </w:tc>
-        <w:tc>
-          <w:tcPr>
-            <w:tcW w:type="dxa" w:w="2160"/>
-          </w:tcPr>
-          <w:p>
-            <w:r>
-              <w:t>Ranchi</w:t>
-            </w:r>
-          </w:p>
-        </w:tc>
-      </w:tr>
-      <w:tr>
-        <w:tc>
-          <w:tcPr>
-            <w:tcW w:type="dxa" w:w="2160"/>
-          </w:tcPr>
-          <w:p>
-            <w:r>
-              <w:t>m2 -0.10</w:t>
-            </w:r>
-          </w:p>
-        </w:tc>
-        <w:tc>
-          <w:tcPr>
-            <w:tcW w:type="dxa" w:w="2160"/>
-          </w:tcPr>
-          <w:p>
-            <w:r>
-              <w:t>14/15</w:t>
-            </w:r>
-          </w:p>
-        </w:tc>
-        <w:tc>
-          <w:tcPr>
-            <w:tcW w:type="dxa" w:w="2160"/>
-          </w:tcPr>
-          <w:p>
-            <w:r>
-              <w:t>Surat</w:t>
-            </w:r>
-          </w:p>
-        </w:tc>
-        <w:tc>
-          <w:tcPr>
-            <w:tcW w:type="dxa" w:w="2160"/>
-          </w:tcPr>
-          <w:p>
-            <w:r>
-              <w:t>Ranchi</w:t>
-            </w:r>
-          </w:p>
-        </w:tc>
-      </w:tr>
-      <w:tr>
-        <w:tc>
-          <w:tcPr>
-            <w:tcW w:type="dxa" w:w="2160"/>
-          </w:tcPr>
-          <w:p>
-            <w:r>
               <w:t>m2 +0.10</w:t>
             </w:r>
           </w:p>
@@ -3402,7 +3530,7 @@
           </w:tcPr>
           <w:p>
             <w:r>
-              <w:t>14/15</w:t>
+              <w:t>13/15</w:t>
             </w:r>
           </w:p>
         </w:tc>
@@ -3412,7 +3540,7 @@
           </w:tcPr>
           <w:p>
             <w:r>
-              <w:t>Allahabad (Prayagraj)</w:t>
+              <w:t>Gwalior, Raipur</w:t>
             </w:r>
           </w:p>
         </w:tc>
@@ -3422,7 +3550,7 @@
           </w:tcPr>
           <w:p>
             <w:r>
-              <w:t>Ranchi</w:t>
+              <w:t>Ahmedabad, Rajkot</w:t>
             </w:r>
           </w:p>
         </w:tc>
@@ -3444,7 +3572,7 @@
           </w:tcPr>
           <w:p>
             <w:r>
-              <w:t>14/15</w:t>
+              <w:t>13/15</w:t>
             </w:r>
           </w:p>
         </w:tc>
@@ -3454,7 +3582,7 @@
           </w:tcPr>
           <w:p>
             <w:r>
-              <w:t>Allahabad (Prayagraj)</w:t>
+              <w:t>Nagpur, Raipur</w:t>
             </w:r>
           </w:p>
         </w:tc>
@@ -3464,7 +3592,7 @@
           </w:tcPr>
           <w:p>
             <w:r>
-              <w:t>Ranchi</w:t>
+              <w:t>Gurugram, Rajkot</w:t>
             </w:r>
           </w:p>
         </w:tc>
@@ -3486,7 +3614,7 @@
           </w:tcPr>
           <w:p>
             <w:r>
-              <w:t>14/15</w:t>
+              <w:t>15/15</w:t>
             </w:r>
           </w:p>
         </w:tc>
@@ -3496,7 +3624,7 @@
           </w:tcPr>
           <w:p>
             <w:r>
-              <w:t>Madurai</w:t>
+              <w:t>-</w:t>
             </w:r>
           </w:p>
         </w:tc>
@@ -3506,7 +3634,7 @@
           </w:tcPr>
           <w:p>
             <w:r>
-              <w:t>Indore</w:t>
+              <w:t>-</w:t>
             </w:r>
           </w:p>
         </w:tc>
